--- a/rapports/16_02_2026/MAMADOU_DIOP/coh_EQ31_sup_133201010009.docx
+++ b/rapports/16_02_2026/MAMADOU_DIOP/coh_EQ31_sup_133201010009.docx
@@ -25,7 +25,7 @@
         <w:br/>
         <w:t>Grappe: 133201010009</w:t>
         <w:br/>
-        <w:t>Date: 16/02/2026 a 12:41</w:t>
+        <w:t>Date: 16/02/2026 a 12:58</w:t>
       </w:r>
     </w:p>
     <w:p/>
@@ -1548,7 +1548,7 @@
         <w:rPr>
           <w:sz w:val="20"/>
         </w:rPr>
-        <w:t>- || La section n'est pas renseignée pour BAKARY CAMARA, prière de la renseigner.</w:t>
+        <w:t>- || La section n'est pas renseignée pour DINAN KEITA, prière de la renseigner.</w:t>
       </w:r>
     </w:p>
     <w:p>

--- a/rapports/16_02_2026/MAMADOU_DIOP/coh_EQ31_sup_133201010009.docx
+++ b/rapports/16_02_2026/MAMADOU_DIOP/coh_EQ31_sup_133201010009.docx
@@ -25,7 +25,7 @@
         <w:br/>
         <w:t>Grappe: 133201010009</w:t>
         <w:br/>
-        <w:t>Date: 16/02/2026 a 12:58</w:t>
+        <w:t>Date: 16/02/2026 a 13:05</w:t>
       </w:r>
     </w:p>
     <w:p/>
@@ -199,6 +199,38 @@
           </w:tcPr>
           <w:p>
             <w:r>
+              <w:t>Section0</w:t>
+            </w:r>
+          </w:p>
+        </w:tc>
+        <w:tc>
+          <w:tcPr>
+            <w:tcW w:type="dxa" w:w="3324"/>
+          </w:tcPr>
+          <w:p>
+            <w:r>
+              <w:t>Identification et renseignements de controle</w:t>
+            </w:r>
+          </w:p>
+        </w:tc>
+        <w:tc>
+          <w:tcPr>
+            <w:tcW w:type="dxa" w:w="3324"/>
+          </w:tcPr>
+          <w:p>
+            <w:r>
+              <w:t>12</w:t>
+            </w:r>
+          </w:p>
+        </w:tc>
+      </w:tr>
+      <w:tr>
+        <w:tc>
+          <w:tcPr>
+            <w:tcW w:type="dxa" w:w="3324"/>
+          </w:tcPr>
+          <w:p>
+            <w:r>
               <w:t>Section1</w:t>
             </w:r>
           </w:p>
@@ -347,7 +379,7 @@
           </w:tcPr>
           <w:p>
             <w:r>
-              <w:t>10</w:t>
+              <w:t>11</w:t>
             </w:r>
           </w:p>
         </w:tc>
@@ -380,38 +412,6 @@
           <w:p>
             <w:r>
               <w:t>8</w:t>
-            </w:r>
-          </w:p>
-        </w:tc>
-      </w:tr>
-      <w:tr>
-        <w:tc>
-          <w:tcPr>
-            <w:tcW w:type="dxa" w:w="3324"/>
-          </w:tcPr>
-          <w:p>
-            <w:r>
-              <w:t>Section0</w:t>
-            </w:r>
-          </w:p>
-        </w:tc>
-        <w:tc>
-          <w:tcPr>
-            <w:tcW w:type="dxa" w:w="3324"/>
-          </w:tcPr>
-          <w:p>
-            <w:r>
-              <w:t>Identification et renseignements de controle</w:t>
-            </w:r>
-          </w:p>
-        </w:tc>
-        <w:tc>
-          <w:tcPr>
-            <w:tcW w:type="dxa" w:w="3324"/>
-          </w:tcPr>
-          <w:p>
-            <w:r>
-              <w:t>7</w:t>
             </w:r>
           </w:p>
         </w:tc>
@@ -839,6 +839,27 @@
           <w:color w:val="4672C4"/>
           <w:sz w:val="22"/>
         </w:rPr>
+        <w:t>&gt;&gt; Section0 - Identification et renseignements de controle</w:t>
+      </w:r>
+    </w:p>
+    <w:p>
+      <w:pPr>
+        <w:ind w:left="283"/>
+      </w:pPr>
+      <w:r>
+        <w:rPr>
+          <w:sz w:val="20"/>
+        </w:rPr>
+        <w:t>- Le questionnaire semble ne pas être complètement fini mais le questionnaire est en statut complet, prière de compléter le questionnaire.</w:t>
+      </w:r>
+    </w:p>
+    <w:p>
+      <w:r>
+        <w:rPr>
+          <w:b/>
+          <w:color w:val="4672C4"/>
+          <w:sz w:val="22"/>
+        </w:rPr>
         <w:t>&gt;&gt; Section1 - Caracteristiques des membres</w:t>
       </w:r>
     </w:p>
@@ -970,7 +991,7 @@
         <w:rPr>
           <w:sz w:val="20"/>
         </w:rPr>
-        <w:t>- Avertissement!!! Le ménage a consommé 14 Paquet Tres petit de Thé en sachet, cette quantité semble anormale pour une consommation des 7 derniers jours.Prière de corriger ou de confirmer avec le QG. Avertissement!! le prix unitaire (100 Fcfa) de Thé en sachet (unité: Paquet) de taille Tres petit est très faible ou élevé. Prière de corriger ou de confirmer avec le QG. Difficile de consommer le Sel en Sac (5 Kg) taille unique prière de verifier. Incohérence!! Dans ce ménage, chaque individus consomme par jour 22.9681 Kg  de cereale; Prière de revoir les quantités prises de ces produits.</w:t>
+        <w:t>- Avertissement!!! Le ménage a consommé 14 Paquet Tres petit de Thé en sachet, cette quantité semble anormale pour une consommation des 7 derniers jours.Prière de corriger ou de confirmer avec le QG. Avertissement!! le prix unitaire (100 Fcfa) de Thé en sachet (unité: Paquet) de taille Tres petit est très faible ou élevé. Prière de corriger ou de confirmer avec le QG. Difficile de consommer le Sel en Sac (5 Kg) taille unique prière de verifier. Incohérence!! Dans ce ménage, chaque individus consomme par jour 43.1327 Kg  de cereale; Prière de revoir les quantités prises de ces produits.</w:t>
       </w:r>
     </w:p>
     <w:p>
@@ -1457,7 +1478,7 @@
         <w:rPr>
           <w:sz w:val="20"/>
         </w:rPr>
-        <w:t>- Prière de renseigner toutes les informations du ménage dans la section 0 avant d'entamer les autres informations. Le questionnaire semble ne pas être complètement fini mais le questionnaire est en statut complet, prière de compléter le questionnaire.</w:t>
+        <w:t>- Le questionnaire semble ne pas être complètement fini mais le questionnaire est en statut complet, prière de compléter le questionnaire.</w:t>
       </w:r>
     </w:p>
     <w:p>
@@ -1484,13 +1505,13 @@
         <w:br/>
         <w:t xml:space="preserve">- L'ethni de DEMBA CAMARA est DIALOUNKE, prière de bien classer cet ethni qui existe soit dans la liste des ethni ou n'éxiste pas comme ethni. </w:t>
         <w:br/>
+        <w:t xml:space="preserve">- L'ethni de DINAN KEITA est DIALOUNKE, prière de bien classer cet ethni qui existe soit dans la liste des ethni ou n'éxiste pas comme ethni. </w:t>
+        <w:br/>
+        <w:t xml:space="preserve">- L'ethni de FATOUMATA SAMOURA est DIALOUNKE, prière de bien classer cet ethni qui existe soit dans la liste des ethni ou n'éxiste pas comme ethni. </w:t>
+        <w:br/>
         <w:t xml:space="preserve">- L'ethni de FODE CAMARA est DIALOUNKE, prière de bien classer cet ethni qui existe soit dans la liste des ethni ou n'éxiste pas comme ethni. </w:t>
         <w:br/>
         <w:t xml:space="preserve">- L'ethni de KANDIA DANFAKHA est DIALOUNKE, prière de bien classer cet ethni qui existe soit dans la liste des ethni ou n'éxiste pas comme ethni. </w:t>
-        <w:br/>
-        <w:t xml:space="preserve">- Les données sur les niveaux d'études, les fonctions et les caracteristiques sociodemographiques du père biologique de DINAN KEITA manquent. Veuillez les renseigner. Les données sur les niveaux d'études, les fonctions et les caracteristiques sociodemographiques de la mère biologique de  DINAN KEITA  manquent. </w:t>
-        <w:br/>
-        <w:t xml:space="preserve">- Les données sur les niveaux d'études, les fonctions et les caracteristiques sociodemographiques du père biologique de FATOUMATA SAMOURA manquent. Veuillez les renseigner. Les données sur les niveaux d'études, les fonctions et les caracteristiques sociodemographiques de la mère biologique de  FATOUMATA SAMOURA  manquent. L'ethni de FATOUMATA SAMOURA est DIALOUNKE, prière de bien classer cet ethni qui existe soit dans la liste des ethni ou n'éxiste pas comme ethni. </w:t>
         <w:br/>
         <w:t xml:space="preserve">- Les informations sur l'acte de naissance (ni Jours, ni mois et ni années) de  KHAMDY CAMARA  manquent, s'il vous plait pouvez-vous fournir d'effort pour avoir ces informations. L'ethni de KHAMDY CAMARA est DIALOUNKE, prière de bien classer cet ethni qui existe soit dans la liste des ethni ou n'éxiste pas comme ethni. </w:t>
         <w:br/>
@@ -1519,6 +1540,10 @@
         </w:rPr>
         <w:t xml:space="preserve">- Peu probable! ALADJI CAMARA  n'arrive pas  à comprendre un petit texte lu dans une langue locale (s02q03). Veuillez corriger ou donner des explications au QG. Peu probable! ALADJI CAMARA  ne sait ni lire, ni écrire, ni comprendre dans aucune des langues  (s02q01,s02q02,s02q03). Veuillez corriger ou donner des explications au QG. </w:t>
         <w:br/>
+        <w:t xml:space="preserve">- Peu probable! BAKARY CAMARA  n'arrive pas  à comprendre un petit texte lu dans une langue locale (s02q03). Veuillez corriger ou donner des explications au QG. Peu probable! BAKARY CAMARA  ne sait ni lire, ni écrire, ni comprendre dans aucune des langues  (s02q01,s02q02,s02q03). Veuillez corriger ou donner des explications au QG. </w:t>
+        <w:br/>
+        <w:t xml:space="preserve">- Peu probable! DINAN KEITA  n'arrive pas  à comprendre un petit texte lu dans une langue locale (s02q03). Veuillez corriger ou donner des explications au QG. Peu probable! DINAN KEITA  ne sait ni lire, ni écrire, ni comprendre dans aucune des langues  (s02q01,s02q02,s02q03). Veuillez corriger ou donner des explications au QG. </w:t>
+        <w:br/>
         <w:t xml:space="preserve">- Peu probable! FODE CAMARA  n'arrive pas  à comprendre un petit texte lu dans une langue locale (s02q03). Veuillez corriger ou donner des explications au QG. Le montant des frais pour les cahiers et autres matériels scolaires pour l'année scolaire de FODE CAMARA est de 0 FCFA, FODE CAMARA a fait comment pour payer ces cahiers et autres matériels scolaires (SAC, stylo, craie, ardoise, crayon...) ? prière de corriger. Le montant des autres depenses pour l'année scolaire de FODE CAMARA est faible ou élevé. veuillez, s'il vous plait, confirmer ces informations avec le QG ou apporter les corrections nécessaires. </w:t>
         <w:br/>
         <w:t xml:space="preserve">- Peu probable! KANDIA DANFAKHA  n'arrive pas  à comprendre un petit texte lu dans une langue locale (s02q03). Veuillez corriger ou donner des explications au QG. Peu probable! KANDIA DANFAKHA  ne sait ni lire, ni écrire, ni comprendre dans aucune des langues  (s02q01,s02q02,s02q03). Veuillez corriger ou donner des explications au QG. </w:t>
@@ -1528,27 +1553,6 @@
         <w:t xml:space="preserve">- Peu probable! OUSMANE CAMARA  n'arrive pas  à comprendre un petit texte lu dans une langue locale (s02q03). Veuillez corriger ou donner des explications au QG. Peu probable! OUSMANE CAMARA  ne sait ni lire, ni écrire, ni comprendre dans aucune des langues  (s02q01,s02q02,s02q03). Veuillez corriger ou donner des explications au QG. </w:t>
         <w:br/>
         <w:t>- Peu probable! SATAN CAMARA  n'arrive pas  à comprendre un petit texte lu dans une langue locale (s02q03). Veuillez corriger ou donner des explications au QG. Peu probable! SATAN CAMARA  ne sait ni lire, ni écrire, ni comprendre dans aucune des langues  (s02q01,s02q02,s02q03). Veuillez corriger ou donner des explications au QG.</w:t>
-      </w:r>
-    </w:p>
-    <w:p>
-      <w:r>
-        <w:rPr>
-          <w:b/>
-          <w:color w:val="4672C4"/>
-          <w:sz w:val="22"/>
-        </w:rPr>
-        <w:t>&gt;&gt; Section3 - Sante</w:t>
-      </w:r>
-    </w:p>
-    <w:p>
-      <w:pPr>
-        <w:ind w:left="283"/>
-      </w:pPr>
-      <w:r>
-        <w:rPr>
-          <w:sz w:val="20"/>
-        </w:rPr>
-        <w:t>- || La section n'est pas renseignée pour DINAN KEITA, prière de la renseigner.</w:t>
       </w:r>
     </w:p>
     <w:p>
@@ -1569,9 +1573,7 @@
         <w:rPr>
           <w:sz w:val="20"/>
         </w:rPr>
-        <w:t xml:space="preserve">- AvertissementBAKARY CAMARA  travaille mais les questions relatives à son emploi principal ne sont pas renseignées à 100%, prière de les renseigner. Le revenu de BAKARY CAMARA (.a) doit être renseigné. Prière de renseigner le revenu de BAKARY CAMARA. </w:t>
-        <w:br/>
-        <w:t>-  AvertissementFATOUMATA SAMOURA  travaille mais les questions relatives à son emploi principal ne sont pas renseignées à 100%, prière de les renseigner. Vous avez sélectionné l'option 'Ne sait pas' pour la catégorie socioprofessionnelle de FATOUMATA SAMOURA ou vous ne l'avez pas renseigné. prière de corriger.</w:t>
+        <w:t>- Nombre de mois exercé par FATOUMATA SAMOURA dans l'emploi au cours des 12 derniers mois semble faible, veuillez corriger s'il vous plait ou comfirmer avec le QG. Attention! le nombre d'heure que FATOUMATA SAMOURA a travaillé par jour semble être inferieur à 4, veuillez s'il vous plait confirmer cette information avec le QG.</w:t>
       </w:r>
     </w:p>
     <w:p>
@@ -1592,7 +1594,7 @@
         <w:rPr>
           <w:sz w:val="20"/>
         </w:rPr>
-        <w:t>- Avertissement!!! Le ménage a consommé 14 Sachets Tres petit de Sucre en poudre , cette quantité semble anormale pour une consommation des 7 derniers jours.Prière de corriger ou de confirmer avec le QG. Avertissement!!! Le ménage a consommé 15 Paquet Tres petit de Thé en sachet, cette quantité semble anormale pour une consommation des 7 derniers jours.Prière de corriger ou de confirmer avec le QG. Avertissement!! le prix unitaire (100 Fcfa) de Thé en sachet (unité: Paquet) de taille Tres petit est très faible ou élevé. Prière de corriger ou de confirmer avec le QG. Incohérence!! Dans ce ménage, chaque individus consomme par jour 30.27 Kg  de cereale; Prière de revoir les quantités prises de ces produits.</w:t>
+        <w:t>- Avertissement!!! Le ménage a consommé 14 Sachets Tres petit de Sucre en poudre , cette quantité semble anormale pour une consommation des 7 derniers jours.Prière de corriger ou de confirmer avec le QG. Avertissement!!! Le ménage a consommé 15 Paquet Tres petit de Thé en sachet, cette quantité semble anormale pour une consommation des 7 derniers jours.Prière de corriger ou de confirmer avec le QG. Avertissement!! le prix unitaire (100 Fcfa) de Thé en sachet (unité: Paquet) de taille Tres petit est très faible ou élevé. Prière de corriger ou de confirmer avec le QG. Incohérence!! Dans ce ménage, chaque individus consomme par jour 43.97514 Kg  de cereale; Prière de revoir les quantités prises de ces produits.</w:t>
       </w:r>
     </w:p>
     <w:p>
@@ -1623,6 +1625,27 @@
           <w:color w:val="4672C4"/>
           <w:sz w:val="22"/>
         </w:rPr>
+        <w:t>&gt;&gt; Section10a - Existence entreprise non agricole</w:t>
+      </w:r>
+    </w:p>
+    <w:p>
+      <w:pPr>
+        <w:ind w:left="283"/>
+      </w:pPr>
+      <w:r>
+        <w:rPr>
+          <w:sz w:val="20"/>
+        </w:rPr>
+        <w:t>- Avertissement!!! Le ménage de BAKARY CAMARA a comme taille 10 personnes dont ils vivent à KEDOUGOU Rural et aucune d'entre ne possède une entreprise non agricole, prière de revoir cette partie de la section 10 de ce menage.</w:t>
+      </w:r>
+    </w:p>
+    <w:p>
+      <w:r>
+        <w:rPr>
+          <w:b/>
+          <w:color w:val="4672C4"/>
+          <w:sz w:val="22"/>
+        </w:rPr>
         <w:t>&gt;&gt; Section12 - Actifs du menage</w:t>
       </w:r>
     </w:p>
@@ -1634,13 +1657,7 @@
         <w:rPr>
           <w:sz w:val="20"/>
         </w:rPr>
-        <w:t xml:space="preserve">- Avertissement!! La question s12q04 n'a pas été renseigner pour l'article: Lit, prière de renseigner. </w:t>
-        <w:br/>
-        <w:t xml:space="preserve">- Avertissement!! La question s12q04 n'a pas été renseigner pour l'article: Matelas simple, prière de renseigner. </w:t>
-        <w:br/>
-        <w:t xml:space="preserve">- Avertissement!! La question s12q04 n'a pas été renseigner pour l'article: Radio simple/Radiocassette, prière de renseigner. </w:t>
-        <w:br/>
-        <w:t>- Avertissement!! La question s12q04 n'a pas été renseigner pour l'article: Téléphone portable, prière de renseigner.</w:t>
+        <w:t>- Le prix de revente de l'article  Radio simple/Radiocassette ne doit pas être égal 0 même si le ménage l'a reçu en cadeau prière de leurs aider à faire une estimations.</w:t>
       </w:r>
     </w:p>
     <w:p>
@@ -1979,6 +1996,27 @@
       </w:tr>
     </w:tbl>
     <w:p/>
+    <w:p>
+      <w:r>
+        <w:rPr>
+          <w:b/>
+          <w:color w:val="4672C4"/>
+          <w:sz w:val="22"/>
+        </w:rPr>
+        <w:t>&gt;&gt; Section0 - Identification et renseignements de controle</w:t>
+      </w:r>
+    </w:p>
+    <w:p>
+      <w:pPr>
+        <w:ind w:left="283"/>
+      </w:pPr>
+      <w:r>
+        <w:rPr>
+          <w:sz w:val="20"/>
+        </w:rPr>
+        <w:t>- Le questionnaire semble ne pas être complètement fini mais le questionnaire est en statut complet, prière de compléter le questionnaire.</w:t>
+      </w:r>
+    </w:p>
     <w:p>
       <w:r>
         <w:rPr>
@@ -2438,7 +2476,7 @@
         <w:rPr>
           <w:sz w:val="20"/>
         </w:rPr>
-        <w:t>- Il est obligatoire de prendre les coordonnées Gps avant d'administrer le questionnaire. Prière de prendre les coordonnées GPS.</w:t>
+        <w:t>- Le questionnaire semble ne pas être complètement fini mais le questionnaire est en statut complet, prière de compléter le questionnaire. Il est obligatoire de prendre les coordonnées Gps avant d'administrer le questionnaire. Prière de prendre les coordonnées GPS.</w:t>
       </w:r>
     </w:p>
     <w:p>
@@ -2577,7 +2615,7 @@
         <w:rPr>
           <w:sz w:val="20"/>
         </w:rPr>
-        <w:t>- Attention ! Le prix unitaire d'achat (150 Fcfa) de Carotte en Pièce (Petit) est relativement élevé par rapport aux autres prix observés dans cette zone. Prière de corriger ou de confirmer avec le QG. Attention ! Le prix unitaire d'achat (20 Fcfa) de Pain traditionnel (Baguette) en miche (Petit) est relativement faible par rapport aux autres prix observés dans cette zone. Prière de corriger ou de confirmer avec le QG. Avertissement!!! Le ménage a consommé 14 Paquet Tres petit de Thé en sachet, cette quantité semble anormale pour une consommation des 7 derniers jours.Prière de corriger ou de confirmer avec le QG. Avertissement!! le prix unitaire (100 Fcfa) de Thé en sachet (unité: Paquet) de taille Tres petit est très faible ou élevé. Prière de corriger ou de confirmer avec le QG. Avertissement!!! Le ménage a consommé 14 Sachets industriel Petit de Sucre en poudre , cette quantité semble anormale pour une consommation des 7 derniers jours.Prière de corriger ou de confirmer avec le QG. Incohérence!! Dans ce ménage, chaque individus consomme par jour 20.42286 Kg  de cereale; Prière de revoir les quantités prises de ces produits. Incohérence!! Dans ce ménage, chaque individus consomme par jour 20.42286 Kg  de cereale; Prière de revoir les quantités prises de ces produits.</w:t>
+        <w:t>- Attention ! Le prix unitaire d'achat (150 Fcfa) de Carotte en Pièce (Petit) est relativement élevé par rapport aux autres prix observés dans cette zone. Prière de corriger ou de confirmer avec le QG. Avertissement!!! Le ménage a consommé 14 Paquet Tres petit de Thé en sachet, cette quantité semble anormale pour une consommation des 7 derniers jours.Prière de corriger ou de confirmer avec le QG. Avertissement!! le prix unitaire (100 Fcfa) de Thé en sachet (unité: Paquet) de taille Tres petit est très faible ou élevé. Prière de corriger ou de confirmer avec le QG. Avertissement!!! Le ménage a consommé 14 Sachets industriel Petit de Sucre en poudre , cette quantité semble anormale pour une consommation des 7 derniers jours.Prière de corriger ou de confirmer avec le QG. Incohérence!! Dans ce ménage, chaque individus consomme par jour 36.10286 Kg  de cereale; Prière de revoir les quantités prises de ces produits. Incohérence!! Dans ce ménage, chaque individus consomme par jour 36.10286 Kg  de cereale; Prière de revoir les quantités prises de ces produits.</w:t>
       </w:r>
     </w:p>
     <w:p>
@@ -3028,6 +3066,27 @@
           <w:color w:val="4672C4"/>
           <w:sz w:val="22"/>
         </w:rPr>
+        <w:t>&gt;&gt; Section0 - Identification et renseignements de controle</w:t>
+      </w:r>
+    </w:p>
+    <w:p>
+      <w:pPr>
+        <w:ind w:left="283"/>
+      </w:pPr>
+      <w:r>
+        <w:rPr>
+          <w:sz w:val="20"/>
+        </w:rPr>
+        <w:t>- Le questionnaire semble ne pas être complètement fini mais le questionnaire est en statut complet, prière de compléter le questionnaire.</w:t>
+      </w:r>
+    </w:p>
+    <w:p>
+      <w:r>
+        <w:rPr>
+          <w:b/>
+          <w:color w:val="4672C4"/>
+          <w:sz w:val="22"/>
+        </w:rPr>
         <w:t>&gt;&gt; Section1 - Caracteristiques des membres</w:t>
       </w:r>
     </w:p>
@@ -3114,7 +3173,7 @@
         <w:rPr>
           <w:sz w:val="20"/>
         </w:rPr>
-        <w:t>- Avertissement!! le prix unitaire (150 Fcfa) de Thé en sachet (unité: Sachets) de taille Tres petit est très faible ou élevé. Prière de corriger ou de confirmer avec le QG. Incohérence!! Dans ce ménage, chaque individus consomme par jour 56.82714 Kg  de cereale; Prière de revoir les quantités prises de ces produits. Incohérence!! Dans ce ménage, chaque individus consomme par jour 56.82714 Kg  de cereale; Prière de revoir les quantités prises de ces produits.</w:t>
+        <w:t>- Avertissement!! le prix unitaire (150 Fcfa) de Thé en sachet (unité: Sachets) de taille Tres petit est très faible ou élevé. Prière de corriger ou de confirmer avec le QG. Incohérence!! Dans ce ménage, chaque individus consomme par jour 107.7332 Kg  de cereale; Prière de revoir les quantités prises de ces produits. Incohérence!! Dans ce ménage, chaque individus consomme par jour 107.7332 Kg  de cereale; Prière de revoir les quantités prises de ces produits.</w:t>
       </w:r>
     </w:p>
     <w:p>
@@ -3565,6 +3624,27 @@
           <w:color w:val="4672C4"/>
           <w:sz w:val="22"/>
         </w:rPr>
+        <w:t>&gt;&gt; Section0 - Identification et renseignements de controle</w:t>
+      </w:r>
+    </w:p>
+    <w:p>
+      <w:pPr>
+        <w:ind w:left="283"/>
+      </w:pPr>
+      <w:r>
+        <w:rPr>
+          <w:sz w:val="20"/>
+        </w:rPr>
+        <w:t>- Le questionnaire semble ne pas être complètement fini mais le questionnaire est en statut complet, prière de compléter le questionnaire.</w:t>
+      </w:r>
+    </w:p>
+    <w:p>
+      <w:r>
+        <w:rPr>
+          <w:b/>
+          <w:color w:val="4672C4"/>
+          <w:sz w:val="22"/>
+        </w:rPr>
         <w:t>&gt;&gt; Section1 - Caracteristiques des membres</w:t>
       </w:r>
     </w:p>
@@ -3693,7 +3773,7 @@
         <w:rPr>
           <w:sz w:val="20"/>
         </w:rPr>
-        <w:t>- Avertissement!! La quantité (5 litre) du produit Huile de soja  consommée  par le ménage semble très élevé, prière de corriger ou confirmer avec le QG. Avertissement!!! Le ménage a consommé 21 Paquet Tres petit de Thé en sachet, cette quantité semble anormale pour une consommation des 7 derniers jours.Prière de corriger ou de confirmer avec le QG. Avertissement!! le prix unitaire (200 Fcfa) de Thé en sachet (unité: Paquet) de taille Tres petit est très faible ou élevé. Prière de corriger ou de confirmer avec le QG. Attention ! Le prix unitaire d'achat (200 Fcfa) de Thé en sachet en Paquet (Tres petit) est relativement élevé par rapport aux autres prix observés dans cette zone. Prière de corriger ou de confirmer avec le QG. Incohérence!! Dans ce ménage, chaque individus consomme par jour 14.27496 Kg  de cereale; Prière de revoir les quantités prises de ces produits. Incohérence!! Dans ce ménage, chaque individus consomme par jour 14.27496 Kg  de cereale; Prière de revoir les quantités prises de ces produits. Le ménage a consommé 1 Sac (50 Kg) taille unique de Riz local Gambiaka, cette quantité semble anormale pour une consommation des 7 derniers jours. prière de verifier et corriger ou confirmer avec le QG. Le prix d'achat unitaire (3142.857 Fcfa) de Riz local Gambiaka en Kg de taille taille unique semble élevé, prière de regarder les reponses prises dans les questions s07bq07a s07bq07b s07bq07c s07bq08 pour mieux corriger. Attention ! Le prix unitaire d'achat (3142.857 Fcfa) de Riz local Gambiaka en Kg (taille unique) est relativement élevé par rapport aux autres prix observés dans cette zone. Prière de corriger ou de confirmer avec le QG.</w:t>
+        <w:t>- Avertissement!! La quantité (5 litre) du produit Huile de soja  consommée  par le ménage semble très élevé, prière de corriger ou confirmer avec le QG. Avertissement!!! Le ménage a consommé 21 Paquet Tres petit de Thé en sachet, cette quantité semble anormale pour une consommation des 7 derniers jours.Prière de corriger ou de confirmer avec le QG. Avertissement!! le prix unitaire (200 Fcfa) de Thé en sachet (unité: Paquet) de taille Tres petit est très faible ou élevé. Prière de corriger ou de confirmer avec le QG. Attention ! Le prix unitaire d'achat (200 Fcfa) de Thé en sachet en Paquet (Tres petit) est relativement élevé par rapport aux autres prix observés dans cette zone. Prière de corriger ou de confirmer avec le QG. Incohérence!! Dans ce ménage, chaque individus consomme par jour 23.15177 Kg  de cereale; Prière de revoir les quantités prises de ces produits. Incohérence!! Dans ce ménage, chaque individus consomme par jour 23.15177 Kg  de cereale; Prière de revoir les quantités prises de ces produits. Le ménage a consommé 1 Sac (50 Kg) taille unique de Riz local Gambiaka, cette quantité semble anormale pour une consommation des 7 derniers jours. prière de verifier et corriger ou confirmer avec le QG. Le prix d'achat unitaire (3142.857 Fcfa) de Riz local Gambiaka en Kg de taille taille unique semble élevé, prière de regarder les reponses prises dans les questions s07bq07a s07bq07b s07bq07c s07bq08 pour mieux corriger. Attention ! Le prix unitaire d'achat (3142.857 Fcfa) de Riz local Gambiaka en Kg (taille unique) est relativement élevé par rapport aux autres prix observés dans cette zone. Prière de corriger ou de confirmer avec le QG.</w:t>
       </w:r>
     </w:p>
     <w:p>
@@ -3777,6 +3857,8 @@
         <w:rPr>
           <w:sz w:val="20"/>
         </w:rPr>
+        <w:t xml:space="preserve">- Attention ! Téléphone portable a été revendu à 150000 Fcfa qui est relativement élevé par rapport aux autres prix de revente observés dans cette zone. Prière de corriger ou de confirmer avec le QG. </w:t>
+        <w:br/>
         <w:t>- Le prix de revente de l'article  Matelas simple ne doit pas être égal 0 même si le ménage l'a reçu en cadeau prière de leurs aider à faire une estimations.</w:t>
       </w:r>
     </w:p>
@@ -4269,7 +4351,7 @@
         <w:rPr>
           <w:sz w:val="20"/>
         </w:rPr>
-        <w:t>- Attention ! Le prix unitaire d'achat (100 Fcfa) de Café en poudre soluble en Sachets industriel (Tres petit) est relativement élevé par rapport aux autres prix observés dans cette zone. Prière de corriger ou de confirmer avec le QG. Attention ! Le prix unitaire d'achat (33.33333 Fcfa) de Lait frais stérilisé, demi écrémé en Sachets industriel (Tres petit) est relativement faible par rapport aux autres prix observés dans cette zone. Prière de corriger ou de confirmer avec le QG. Attention ! Le prix unitaire d'achat (500 Fcfa) de Pâte d'arachide en Sachets (Petit) est relativement élevé par rapport aux autres prix observés dans cette zone. Prière de corriger ou de confirmer avec le QG. Avertissement!! le prix unitaire (100 Fcfa) de Thé en sachet (unité: Sachets) de taille Tres petit est très faible ou élevé. Prière de corriger ou de confirmer avec le QG. Avertissement!!! Le ménage a consommé 30 Kg taille unique de Sucre en poudre , cette quantité semble anormale pour une consommation des 7 derniers jours.Prière de corriger ou de confirmer avec le QG. Incohérence!! Dans ce ménage, chaque individus consomme par jour 29.4146 Kg  de cereale; Prière de revoir les quantités prises de ces produits.</w:t>
+        <w:t>- Attention ! Le prix unitaire d'achat (100 Fcfa) de Café en poudre soluble en Sachets industriel (Tres petit) est relativement élevé par rapport aux autres prix observés dans cette zone. Prière de corriger ou de confirmer avec le QG. Attention ! Le prix unitaire d'achat (33.33333 Fcfa) de Lait frais stérilisé, demi écrémé en Sachets industriel (Tres petit) est relativement faible par rapport aux autres prix observés dans cette zone. Prière de corriger ou de confirmer avec le QG. Attention ! Le prix unitaire d'achat (500 Fcfa) de Pâte d'arachide en Sachets (Petit) est relativement élevé par rapport aux autres prix observés dans cette zone. Prière de corriger ou de confirmer avec le QG. Avertissement!! le prix unitaire (100 Fcfa) de Thé en sachet (unité: Sachets) de taille Tres petit est très faible ou élevé. Prière de corriger ou de confirmer avec le QG. Avertissement!!! Le ménage a consommé 30 Kg taille unique de Sucre en poudre , cette quantité semble anormale pour une consommation des 7 derniers jours.Prière de corriger ou de confirmer avec le QG. Attention ! Soupçons de quantité anormale! Le ménage de SADIO KEITA avec une taille de 9 personnes a consommé 30 Kg en taille unique de Sucre en poudre  qui est relativement élevé comme consommation par rapport à la condition de vie des autres ménages de même taille dans cette zone. Prière de corriger ou de confirmer avec le QG. Incohérence!! Dans ce ménage, chaque individus consomme par jour 50.88683 Kg  de cereale; Prière de revoir les quantités prises de ces produits.</w:t>
       </w:r>
     </w:p>
     <w:p>
@@ -4311,7 +4393,28 @@
         <w:rPr>
           <w:sz w:val="20"/>
         </w:rPr>
-        <w:t>- Le montant (FCFA) du loyer mensuel payé pour un logement comme le votre dans ce village/quartier est trop élevé, Veuillez s'il vous plaît corriger cette information.  La principale source d'approvisionnement en eau du ménage est POMPE MANUELLE et semble exister dans les modalités, prière de prendre attache avec le QG pour plus d'explication afin de la classer bien.  La principale source d'approvisionnement en eau du ménage est POMPE MANUELLE et semble exister dans les modalités, prière de prendre attache avec le QG pour plus d'explication afin de la classer bien.</w:t>
+        <w:t>- Le montant (FCFA) du loyer mensuel payé pour un logement comme le votre dans ce village/quartier est trop élevé, Veuillez s'il vous plaît corriger cette information.</w:t>
+      </w:r>
+    </w:p>
+    <w:p>
+      <w:r>
+        <w:rPr>
+          <w:b/>
+          <w:color w:val="4672C4"/>
+          <w:sz w:val="22"/>
+        </w:rPr>
+        <w:t>&gt;&gt; Section12 - Actifs du menage</w:t>
+      </w:r>
+    </w:p>
+    <w:p>
+      <w:pPr>
+        <w:ind w:left="283"/>
+      </w:pPr>
+      <w:r>
+        <w:rPr>
+          <w:sz w:val="20"/>
+        </w:rPr>
+        <w:t>- Attention ! Lit a été revendu à 300000 Fcfa qui est relativement élevé par rapport aux autres prix de revente observés dans cette zone. Prière de corriger ou de confirmer avec le QG.</w:t>
       </w:r>
     </w:p>
     <w:p>
@@ -4852,7 +4955,7 @@
         <w:rPr>
           <w:sz w:val="20"/>
         </w:rPr>
-        <w:t>- Attention ! Le prix unitaire d'achat (200 Fcfa) de Gombo frais en Tas (Tres petit) est relativement élevé par rapport aux autres prix observés dans cette zone. Prière de corriger ou de confirmer avec le QG. Attention ! Le prix unitaire d'achat (3000 Fcfa) de Viande de bœuf: côte, entrecôte, bifteck en Tas (Petit) est relativement faible par rapport aux autres prix observés dans cette zone. Prière de corriger ou de confirmer avec le QG. Avertissement!! le prix unitaire (100 Fcfa) de Thé en sachet (unité: Sachets) de taille Tres petit est très faible ou élevé. Prière de corriger ou de confirmer avec le QG. Avertissement!!! Le ménage a consommé 27 Sachets Tres petit de Sucre en poudre , cette quantité semble anormale pour une consommation des 7 derniers jours.Prière de corriger ou de confirmer avec le QG. Incohérence!! Dans ce ménage, chaque individus consomme par jour 55.90714 Kg  de cereale; Prière de revoir les quantités prises de ces produits.</w:t>
+        <w:t>- Avertissement!! le prix unitaire (100 Fcfa) de Thé en sachet (unité: Sachets) de taille Tres petit est très faible ou élevé. Prière de corriger ou de confirmer avec le QG. Avertissement!!! Le ménage a consommé 27 Sachets Tres petit de Sucre en poudre , cette quantité semble anormale pour une consommation des 7 derniers jours.Prière de corriger ou de confirmer avec le QG. Incohérence!! Dans ce ménage, chaque individus consomme par jour 90.25 Kg  de cereale; Prière de revoir les quantités prises de ces produits.</w:t>
       </w:r>
     </w:p>
     <w:p>
@@ -5441,7 +5544,7 @@
         <w:rPr>
           <w:sz w:val="20"/>
         </w:rPr>
-        <w:t>- Avertissement!! La quantité (3.5 litre) du produit Huile de soja  consommée  par le ménage semble très élevé, prière de corriger ou confirmer avec le QG. Avertissement!!! Le ménage a consommé 14 Paquet Tres petit de Thé en sachet, cette quantité semble anormale pour une consommation des 7 derniers jours.Prière de corriger ou de confirmer avec le QG. Avertissement!! le prix unitaire (100 Fcfa) de Thé en sachet (unité: Paquet) de taille Tres petit est très faible ou élevé. Prière de corriger ou de confirmer avec le QG. Avertissement!!! Le ménage a consommé 14 Sachets industriel Tres petit de Sucre en poudre , cette quantité semble anormale pour une consommation des 7 derniers jours.Prière de corriger ou de confirmer avec le QG. Incohérence!! Dans ce ménage, chaque individus consomme par jour 29.78306 Kg  de cereale; Prière de revoir les quantités prises de ces produits. Incohérence!! Dans ce ménage, chaque individus consomme par jour 29.78306 Kg  de cereale; Prière de revoir les quantités prises de ces produits.</w:t>
+        <w:t>- Avertissement!! La quantité (3.5 litre) du produit Huile de soja  consommée  par le ménage semble très élevé, prière de corriger ou confirmer avec le QG. Avertissement!!! Le ménage a consommé 14 Paquet Tres petit de Thé en sachet, cette quantité semble anormale pour une consommation des 7 derniers jours.Prière de corriger ou de confirmer avec le QG. Avertissement!! le prix unitaire (100 Fcfa) de Thé en sachet (unité: Paquet) de taille Tres petit est très faible ou élevé. Prière de corriger ou de confirmer avec le QG. Avertissement!!! Le ménage a consommé 14 Sachets industriel Tres petit de Sucre en poudre , cette quantité semble anormale pour une consommation des 7 derniers jours.Prière de corriger ou de confirmer avec le QG. Incohérence!! Dans ce ménage, chaque individus consomme par jour 58.01266 Kg  de cereale; Prière de revoir les quantités prises de ces produits. Incohérence!! Dans ce ménage, chaque individus consomme par jour 58.01266 Kg  de cereale; Prière de revoir les quantités prises de ces produits.</w:t>
       </w:r>
     </w:p>
     <w:p>
@@ -5484,27 +5587,6 @@
           <w:sz w:val="20"/>
         </w:rPr>
         <w:t>- Avertissement!!! Le ménage de FILY NIAKHASSO a comme taille 7 personnes dont ils vivent à KEDOUGOU Rural et aucune d'entre ne possède une entreprise non agricole, prière de revoir cette partie de la section 10 de ce menage.</w:t>
-      </w:r>
-    </w:p>
-    <w:p>
-      <w:r>
-        <w:rPr>
-          <w:b/>
-          <w:color w:val="4672C4"/>
-          <w:sz w:val="22"/>
-        </w:rPr>
-        <w:t>&gt;&gt; Section12 - Actifs du menage</w:t>
-      </w:r>
-    </w:p>
-    <w:p>
-      <w:pPr>
-        <w:ind w:left="283"/>
-      </w:pPr>
-      <w:r>
-        <w:rPr>
-          <w:sz w:val="20"/>
-        </w:rPr>
-        <w:t>- Attention ! Moto/Vélomoteur/Tricycle à moteur a été revendu à 850000 Fcfa qui est relativement élevé par rapport aux autres prix de revente observés dans cette zone. Prière de corriger ou de confirmer avec le QG.</w:t>
       </w:r>
     </w:p>
     <w:p>
@@ -5983,7 +6065,7 @@
         <w:rPr>
           <w:sz w:val="20"/>
         </w:rPr>
-        <w:t>- Avertissement!! le prix unitaire (100 Fcfa) de Thé en sachet (unité: Sachets) de taille Tres petit est très faible ou élevé. Prière de corriger ou de confirmer avec le QG. Incohérence!! Dans ce ménage, chaque individus consomme par jour 18.40454 Kg  de cereale; Prière de revoir les quantités prises de ces produits. Incohérence!! Dans ce ménage, chaque individus consomme par jour 18.40454 Kg  de cereale; Prière de revoir les quantités prises de ces produits. Incohérence!! Dans ce ménage, chaque individus consomme par jour 18.40454 Kg  de cereale; Prière de revoir les quantités prises de ces produits. Attention ! Soupçons de quantité anormale! Le ménage de SORY CAMARA avec une taille de 11 personnes a consommé 15 Kg en taille unique de Maïs en grain qui est relativement élevé comme consommation par rapport à la condition de vie des autres ménages de même taille dans cette zone. Prière de corriger ou de confirmer avec le QG.</w:t>
+        <w:t>- Attention ! Soupçons de quantité anormale! Le ménage de SORY CAMARA avec une taille de 11 personnes a consommé 35 Cuillère en Tres petit de Sel qui est relativement élevé comme consommation par rapport à la condition de vie des autres ménages de même taille dans cette zone. Prière de corriger ou de confirmer avec le QG. Avertissement!! le prix unitaire (100 Fcfa) de Thé en sachet (unité: Sachets) de taille Tres petit est très faible ou élevé. Prière de corriger ou de confirmer avec le QG. Incohérence!! Dans ce ménage, chaque individus consomme par jour 33.9026 Kg  de cereale; Prière de revoir les quantités prises de ces produits. Incohérence!! Dans ce ménage, chaque individus consomme par jour 33.9026 Kg  de cereale; Prière de revoir les quantités prises de ces produits. Incohérence!! Dans ce ménage, chaque individus consomme par jour 33.9026 Kg  de cereale; Prière de revoir les quantités prises de ces produits. Attention ! Soupçons de quantité anormale! Le ménage de SORY CAMARA avec une taille de 11 personnes a consommé 15 Kg en taille unique de Maïs en grain qui est relativement élevé comme consommation par rapport à la condition de vie des autres ménages de même taille dans cette zone. Prière de corriger ou de confirmer avec le QG.</w:t>
       </w:r>
     </w:p>
     <w:p>
@@ -6413,6 +6495,27 @@
           <w:color w:val="4672C4"/>
           <w:sz w:val="22"/>
         </w:rPr>
+        <w:t>&gt;&gt; Section0 - Identification et renseignements de controle</w:t>
+      </w:r>
+    </w:p>
+    <w:p>
+      <w:pPr>
+        <w:ind w:left="283"/>
+      </w:pPr>
+      <w:r>
+        <w:rPr>
+          <w:sz w:val="20"/>
+        </w:rPr>
+        <w:t>- Le questionnaire semble ne pas être complètement fini mais le questionnaire est en statut complet, prière de compléter le questionnaire.</w:t>
+      </w:r>
+    </w:p>
+    <w:p>
+      <w:r>
+        <w:rPr>
+          <w:b/>
+          <w:color w:val="4672C4"/>
+          <w:sz w:val="22"/>
+        </w:rPr>
         <w:t>&gt;&gt; Section1 - Caracteristiques des membres</w:t>
       </w:r>
     </w:p>
@@ -6549,7 +6652,7 @@
         <w:rPr>
           <w:sz w:val="20"/>
         </w:rPr>
-        <w:t>- Avertissement!! Les quantités du Thé en feuille consommées en Sachets industriel semble incoherent car les ménages consomment géneralement en sachet ou en paquet, prière de corriger ou confirmer avec le QG. Avertissement!!! Le ménage a consommé 14 Paquet Tres petit de Thé en sachet, cette quantité semble anormale pour une consommation des 7 derniers jours.Prière de corriger ou de confirmer avec le QG. Avertissement!! le prix unitaire (100 Fcfa) de Thé en sachet (unité: Paquet) de taille Tres petit est très faible ou élevé. Prière de corriger ou de confirmer avec le QG. Avertissement!!! Le ménage a consommé 14 Sachets Petit de Sucre en poudre , cette quantité semble anormale pour une consommation des 7 derniers jours.Prière de corriger ou de confirmer avec le QG. Incohérence!! Dans ce ménage, chaque individus consomme par jour 39.11286 Kg  de cereale; Prière de revoir les quantités prises de ces produits.</w:t>
+        <w:t>- Avertissement!! Les quantités du Thé en feuille consommées en Sachets industriel semble incoherent car les ménages consomment géneralement en sachet ou en paquet, prière de corriger ou confirmer avec le QG. Avertissement!!! Le ménage a consommé 14 Paquet Tres petit de Thé en sachet, cette quantité semble anormale pour une consommation des 7 derniers jours.Prière de corriger ou de confirmer avec le QG. Avertissement!! le prix unitaire (100 Fcfa) de Thé en sachet (unité: Paquet) de taille Tres petit est très faible ou élevé. Prière de corriger ou de confirmer avec le QG. Avertissement!!! Le ménage a consommé 14 Sachets Petit de Sucre en poudre , cette quantité semble anormale pour une consommation des 7 derniers jours.Prière de corriger ou de confirmer avec le QG. Incohérence!! Dans ce ménage, chaque individus consomme par jour 100.7705 Kg  de cereale; Prière de revoir les quantités prises de ces produits.</w:t>
       </w:r>
     </w:p>
     <w:p>
@@ -6969,7 +7072,7 @@
         <w:rPr>
           <w:sz w:val="20"/>
         </w:rPr>
-        <w:t>- Il est obligatoire de prendre les coordonnées Gps avant d'administrer le questionnaire. Prière de prendre les coordonnées GPS.</w:t>
+        <w:t>- Le questionnaire semble ne pas être complètement fini mais le questionnaire est en statut complet, prière de compléter le questionnaire. Il est obligatoire de prendre les coordonnées Gps avant d'administrer le questionnaire. Prière de prendre les coordonnées GPS.</w:t>
       </w:r>
     </w:p>
     <w:p>
@@ -7042,7 +7145,7 @@
         <w:rPr>
           <w:sz w:val="20"/>
         </w:rPr>
-        <w:t>- Avertissement! FATOU CAMARA n'a consacré aucune heure pour aucun des travaux du ménage, prière de regarder les réponses prises dans les questions (s04q01 s04q02 s04q03 s04q04 s04q05 s04q06 s04q07 s04q08). Avertissement! Nombre d'heure que FATOU CAMARA a consacré à son emploi au cours des 7 derniers jours est trop faible, veuillez revoir s'il vous plait ou confirmer cette information avec QG.</w:t>
+        <w:t>- Avertissement! FATOU CAMARA n'a consacré aucune heure pour aucun des travaux du ménage, prière de regarder les réponses prises dans les questions (s04q01 s04q02 s04q03 s04q04 s04q05 s04q06 s04q07 s04q08).</w:t>
       </w:r>
     </w:p>
     <w:p>
@@ -7063,7 +7166,7 @@
         <w:rPr>
           <w:sz w:val="20"/>
         </w:rPr>
-        <w:t>- Attention ! Le prix unitaire d'achat (50 Fcfa) de Cube alimentaire (Maggi, Jumbo, ) en Cube (Petit) est relativement élevé par rapport aux autres prix observés dans cette zone. Prière de corriger ou de confirmer avec le QG. Avertissement!!! Le ménage a consommé 28 Sachets Tres petit de Sucre en poudre , cette quantité semble anormale pour une consommation des 7 derniers jours.Prière de corriger ou de confirmer avec le QG. Avertissement!!! Le ménage a consommé 7 Paquet Tres petit de Thé en sachet, cette quantité semble anormale pour une consommation des 7 derniers jours.Prière de corriger ou de confirmer avec le QG. Avertissement!! le prix unitaire (100 Fcfa) de Thé en sachet (unité: Paquet) de taille Tres petit est très faible ou élevé. Prière de corriger ou de confirmer avec le QG. Incohérence!! Dans ce ménage, chaque individus consomme par jour 53.47571 Kg  de cereale; Prière de revoir les quantités prises de ces produits.</w:t>
+        <w:t>- Attention ! Le prix unitaire d'achat (50 Fcfa) de Cube alimentaire (Maggi, Jumbo, ) en Cube (Petit) est relativement élevé par rapport aux autres prix observés dans cette zone. Prière de corriger ou de confirmer avec le QG. Avertissement!!! Le ménage a consommé 28 Sachets Tres petit de Sucre en poudre , cette quantité semble anormale pour une consommation des 7 derniers jours.Prière de corriger ou de confirmer avec le QG. Attention ! Soupçons de quantité anormale! Le ménage de FATOU CAMARA avec une taille de 4 personnes a consommé 28 Sachets en Tres petit de Sucre en poudre  qui est relativement élevé comme consommation par rapport à la condition de vie des autres ménages de même taille dans cette zone. Prière de corriger ou de confirmer avec le QG. Avertissement!!! Le ménage a consommé 7 Paquet Tres petit de Thé en sachet, cette quantité semble anormale pour une consommation des 7 derniers jours.Prière de corriger ou de confirmer avec le QG. Avertissement!! le prix unitaire (100 Fcfa) de Thé en sachet (unité: Paquet) de taille Tres petit est très faible ou élevé. Prière de corriger ou de confirmer avec le QG. Incohérence!! Dans ce ménage, chaque individus consomme par jour 95.28143 Kg  de cereale; Prière de revoir les quantités prises de ces produits.</w:t>
       </w:r>
     </w:p>
     <w:p>
@@ -7126,7 +7229,7 @@
         <w:rPr>
           <w:sz w:val="20"/>
         </w:rPr>
-        <w:t>- Le salaire total payé de toutes catégories confondues par le ménage FATOU CAMARA pour la main-d'oeuvre non-familiale sur la parcelle ARACHIDE au cours de la campagne pour la période de préparation du sol (labour) et des semis est de 0 qui semble élevé ou faible. Merci de corriger. Le nombre de jours total de la main-d'oeuvre non-familiale sur cette parcelle ARACHIDE au cours de la campagne pour la période des récoltes est de 35 jours qui semble faible ou élevé. Merci de corriger. Le salaire total payé de toutes catégories confondues par le ménage FATOU CAMARA pour la main-d'oeuvre non-familiale sur la parcelle ARACHIDE au cours de la campagne pour la période des récoltes est de 0 qui semble élevé ou faible. Merci de corriger. La superficie de la parcelle ARACHIDE selon les mesures GPS est de 517 hectare qui semble élevé ou faible, prière de corriger. Le document légal (titre, acte, certificat etc. ) qui affirme votre possession de la parcelle ARACHIDE est  et semble exister dans les modalités, prière de prendre attache avec le QG pour plus d'explication afin de la classer bien.</w:t>
+        <w:t>- Le salaire total payé de toutes catégories confondues par le ménage FATOU CAMARA pour la main-d'oeuvre non-familiale sur la parcelle ARACHIDE au cours de la campagne pour la période de préparation du sol (labour) et des semis est de 0 qui semble élevé ou faible. Merci de corriger. Le nombre de jours total de la main-d'oeuvre non-familiale sur cette parcelle ARACHIDE au cours de la campagne pour la période des récoltes est de 35 jours qui semble faible ou élevé. Merci de corriger. Le salaire total payé de toutes catégories confondues par le ménage FATOU CAMARA pour la main-d'oeuvre non-familiale sur la parcelle ARACHIDE au cours de la campagne pour la période des récoltes est de 0 qui semble élevé ou faible. Merci de corriger. La superficie de la parcelle ARACHIDE selon les mesures GPS est de 517.77 hectare qui semble élevé ou faible, prière de corriger. Le document légal (titre, acte, certificat etc. ) qui affirme votre possession de la parcelle ARACHIDE est  et semble exister dans les modalités, prière de prendre attache avec le QG pour plus d'explication afin de la classer bien.</w:t>
       </w:r>
     </w:p>
     <w:p>
